--- a/submissions/taproot/Taproot_Submission.docx
+++ b/submissions/taproot/Taproot_Submission.docx
@@ -94,7 +94,7 @@
         <w:t xml:space="preserve">Code repository: </w:t>
       </w:r>
       <w:r>
-        <w:t>https://github.com/akshayavinash2006/taproot</w:t>
+        <w:t>https://github.com/aditya-sridhar-git/Craft-N-Code-Karnataka</w:t>
       </w:r>
     </w:p>
     <w:p>
@@ -136,7 +136,7 @@
         <w:t xml:space="preserve">Deployed URL (optional): </w:t>
       </w:r>
       <w:r>
-        <w:t>[paste Vercel URL after deploying]</w:t>
+        <w:t>https://craft-n-code-karnataka.vercel.app</w:t>
       </w:r>
     </w:p>
     <w:p>

--- a/submissions/taproot/Taproot_Submission.docx
+++ b/submissions/taproot/Taproot_Submission.docx
@@ -122,7 +122,7 @@
         <w:t xml:space="preserve">Slides: </w:t>
       </w:r>
       <w:r>
-        <w:t>[paste link: Google Slides, 8 slides max]</w:t>
+        <w:t>https://docs.google.com/presentation/d/1dgT34fZITDH-ZTu4iQCsQ1K7YCqjaiZ5/edit?usp=sharing</w:t>
       </w:r>
     </w:p>
     <w:p>

--- a/submissions/taproot/Taproot_Submission.docx
+++ b/submissions/taproot/Taproot_Submission.docx
@@ -108,7 +108,7 @@
         <w:t xml:space="preserve">Demo video: </w:t>
       </w:r>
       <w:r>
-        <w:t>[paste link: YouTube or Google Drive, 5:00 max]</w:t>
+        <w:t>https://www.loom.com/share/88b47eacedda4d409c43ec3e7e3a7cf2</w:t>
       </w:r>
     </w:p>
     <w:p>

--- a/submissions/taproot/Taproot_Submission.docx
+++ b/submissions/taproot/Taproot_Submission.docx
@@ -48,7 +48,7 @@
         <w:t xml:space="preserve">College: </w:t>
       </w:r>
       <w:r>
-        <w:t>[fill in your college]</w:t>
+        <w:t>RV College of Engineering</w:t>
       </w:r>
     </w:p>
     <w:p>
@@ -59,7 +59,7 @@
         <w:t xml:space="preserve">Team members: </w:t>
       </w:r>
       <w:r>
-        <w:t>[fill in team member names]</w:t>
+        <w:t>Aditya Sridhar, Akshay Avinash, Aaryan Sanjay Ganvkar, Aniket Kiran Hegde</w:t>
       </w:r>
     </w:p>
     <w:p>
